--- a/cd/doc/changes/202605.KopiowanieRozkladow.docx
+++ b/cd/doc/changes/202605.KopiowanieRozkladow.docx
@@ -25,12 +25,7 @@
           </w:tcPr>
           <w:p>
             <w:r>
-              <w:t>Proszę o pobranie i zai</w:t>
-            </w:r>
-            <w:bookmarkStart w:id="0" w:name="_GoBack"/>
-            <w:bookmarkEnd w:id="0"/>
-            <w:r>
-              <w:t xml:space="preserve">nstalowanie najnowszej wersji Aplikacji ze strony </w:t>
+              <w:t xml:space="preserve">Proszę o pobranie i zainstalowanie najnowszej wersji Aplikacji ze strony </w:t>
             </w:r>
             <w:hyperlink r:id="rId9" w:history="1">
               <w:r>
@@ -230,7 +225,7 @@
         <w:jc w:val="both"/>
       </w:pPr>
       <w:r>
-        <w:t>Wprowadzono zmianę polegającą na tym, że zmiany w wykonywane na danych słownikowych zapisywane są natychmiast w bazie danych (poprzednio zmiany były zapisywane podczas zamykania okna słownikowego). W ten sposób inni użytkownicy widzą natychmiast wprowadzone zmiany i nie ma ryzyka wystąpienia blokady (zawieszania się okna).</w:t>
+        <w:t>Wprowadzono zmianę polegającą na tym, że zmiany na danych słownikowych zapisywane są natychmiast w bazie danych (poprzednio zmiany były zapisywane podczas zamykania okna słownikowego). W ten sposób inni użytkownicy widzą natychmiast wprowadzone zmiany i nie ma ryzyka wystąpienia blokady (zawieszania się okna).</w:t>
       </w:r>
     </w:p>
     <w:p>
@@ -240,6 +235,8 @@
       <w:r>
         <w:t>Ważne, aby wszyscy użytkownicy Aplikacji zainstalowali najnowszą wersję (a nie tylko użytkownik, u którego wystąpiła blokada).</w:t>
       </w:r>
+      <w:bookmarkStart w:id="0" w:name="_GoBack"/>
+      <w:bookmarkEnd w:id="0"/>
     </w:p>
     <w:p>
       <w:pPr>
@@ -7912,7 +7909,7 @@
 </file>
 
 <file path=customXml/itemProps1.xml><?xml version="1.0" encoding="utf-8"?>
-<ds:datastoreItem xmlns:ds="http://schemas.openxmlformats.org/officeDocument/2006/customXml" ds:itemID="{DA8D4215-6B45-4639-BEDA-8E8EB26921D3}">
+<ds:datastoreItem xmlns:ds="http://schemas.openxmlformats.org/officeDocument/2006/customXml" ds:itemID="{063A7E7D-4DE7-4D3A-8590-EACDD16B843B}">
   <ds:schemaRefs>
     <ds:schemaRef ds:uri="http://schemas.openxmlformats.org/officeDocument/2006/bibliography"/>
   </ds:schemaRefs>
